--- a/docs/GSIH-Platform-Specification.docx
+++ b/docs/GSIH-Platform-Specification.docx
@@ -29,10 +29,10 @@
           <w:b/>
           <w:bCs/>
           <w:color w:val="05537A"/>
-          <w:sz w:val="60"/>
-          <w:szCs w:val="60"/>
-        </w:rPr>
-        <w:t xml:space="preserve">Technology Stack</w:t>
+          <w:sz w:val="54"/>
+          <w:szCs w:val="54"/>
+        </w:rPr>
+        <w:t xml:space="preserve">Platform Specification</w:t>
       </w:r>
     </w:p>
     <w:p>
@@ -195,7 +195,7 @@
                 <w:sz w:val="18"/>
                 <w:szCs w:val="18"/>
               </w:rPr>
-              <w:t xml:space="preserve">Technical Appendix — Technology Stack</w:t>
+              <w:t xml:space="preserve">Technical Specification — platform, operation and technology stack</w:t>
             </w:r>
           </w:p>
         </w:tc>
@@ -249,7 +249,7 @@
                 <w:sz w:val="18"/>
                 <w:szCs w:val="18"/>
               </w:rPr>
-              <w:t xml:space="preserve">Global Security Intelligence Hub — Complete Project Proposal, Section 9</w:t>
+              <w:t xml:space="preserve">Global Security Intelligence Hub — Complete Project Proposal</w:t>
             </w:r>
           </w:p>
         </w:tc>
@@ -276,6 +276,59 @@
                 <w:sz w:val="18"/>
                 <w:szCs w:val="18"/>
               </w:rPr>
+              <w:t xml:space="preserve">Read with</w:t>
+            </w:r>
+          </w:p>
+        </w:tc>
+        <w:tc>
+          <w:tcPr>
+            <w:tcW w:type="dxa" w:w="7480"/>
+            <w:tcMar>
+              <w:top w:type="dxa" w:w="70"/>
+              <w:left w:type="dxa" w:w="110"/>
+              <w:bottom w:type="dxa" w:w="70"/>
+              <w:right w:type="dxa" w:w="110"/>
+            </w:tcMar>
+          </w:tcPr>
+          <w:p>
+            <w:pPr>
+              <w:spacing w:after="0" w:line="250"/>
+            </w:pPr>
+            <w:r>
+              <w:rPr>
+                <w:rFonts w:ascii="Calibri" w:cs="Calibri" w:eastAsia="Calibri" w:hAnsi="Calibri"/>
+                <w:color w:val="111A21"/>
+                <w:sz w:val="18"/>
+                <w:szCs w:val="18"/>
+              </w:rPr>
+              <w:t xml:space="preserve">Executive Brief (non-technical summary of the same proposal)</w:t>
+            </w:r>
+          </w:p>
+        </w:tc>
+      </w:tr>
+      <w:tr>
+        <w:tc>
+          <w:tcPr>
+            <w:tcW w:type="dxa" w:w="2600"/>
+            <w:shd w:fill="F2F8FC" w:color="auto" w:val="clear"/>
+            <w:tcMar>
+              <w:top w:type="dxa" w:w="70"/>
+              <w:left w:type="dxa" w:w="110"/>
+              <w:bottom w:type="dxa" w:w="70"/>
+              <w:right w:type="dxa" w:w="110"/>
+            </w:tcMar>
+          </w:tcPr>
+          <w:p>
+            <w:pPr>
+              <w:spacing w:after="0" w:line="250"/>
+            </w:pPr>
+            <w:r>
+              <w:rPr>
+                <w:rFonts w:ascii="Calibri" w:cs="Calibri" w:eastAsia="Calibri" w:hAnsi="Calibri"/>
+                <w:color w:val="111A21"/>
+                <w:sz w:val="18"/>
+                <w:szCs w:val="18"/>
+              </w:rPr>
               <w:t xml:space="preserve">Prepared by</w:t>
             </w:r>
           </w:p>
@@ -283,6 +336,7 @@
         <w:tc>
           <w:tcPr>
             <w:tcW w:type="dxa" w:w="7480"/>
+            <w:shd w:fill="F2F8FC" w:color="auto" w:val="clear"/>
             <w:tcMar>
               <w:top w:type="dxa" w:w="70"/>
               <w:left w:type="dxa" w:w="110"/>
@@ -310,7 +364,6 @@
         <w:tc>
           <w:tcPr>
             <w:tcW w:type="dxa" w:w="2600"/>
-            <w:shd w:fill="F2F8FC" w:color="auto" w:val="clear"/>
             <w:tcMar>
               <w:top w:type="dxa" w:w="70"/>
               <w:left w:type="dxa" w:w="110"/>
@@ -336,7 +389,6 @@
         <w:tc>
           <w:tcPr>
             <w:tcW w:type="dxa" w:w="7480"/>
-            <w:shd w:fill="F2F8FC" w:color="auto" w:val="clear"/>
             <w:tcMar>
               <w:top w:type="dxa" w:w="70"/>
               <w:left w:type="dxa" w:w="110"/>
@@ -364,6 +416,7 @@
         <w:tc>
           <w:tcPr>
             <w:tcW w:type="dxa" w:w="2600"/>
+            <w:shd w:fill="F2F8FC" w:color="auto" w:val="clear"/>
             <w:tcMar>
               <w:top w:type="dxa" w:w="70"/>
               <w:left w:type="dxa" w:w="110"/>
@@ -389,25 +442,26 @@
         <w:tc>
           <w:tcPr>
             <w:tcW w:type="dxa" w:w="7480"/>
-            <w:tcMar>
-              <w:top w:type="dxa" w:w="70"/>
-              <w:left w:type="dxa" w:w="110"/>
-              <w:bottom w:type="dxa" w:w="70"/>
-              <w:right w:type="dxa" w:w="110"/>
-            </w:tcMar>
-          </w:tcPr>
-          <w:p>
-            <w:pPr>
-              <w:spacing w:after="0" w:line="250"/>
-            </w:pPr>
-            <w:r>
-              <w:rPr>
-                <w:rFonts w:ascii="Calibri" w:cs="Calibri" w:eastAsia="Calibri" w:hAnsi="Calibri"/>
-                <w:color w:val="111A21"/>
-                <w:sz w:val="18"/>
-                <w:szCs w:val="18"/>
-              </w:rPr>
-              <w:t xml:space="preserve">1.0</w:t>
+            <w:shd w:fill="F2F8FC" w:color="auto" w:val="clear"/>
+            <w:tcMar>
+              <w:top w:type="dxa" w:w="70"/>
+              <w:left w:type="dxa" w:w="110"/>
+              <w:bottom w:type="dxa" w:w="70"/>
+              <w:right w:type="dxa" w:w="110"/>
+            </w:tcMar>
+          </w:tcPr>
+          <w:p>
+            <w:pPr>
+              <w:spacing w:after="0" w:line="250"/>
+            </w:pPr>
+            <w:r>
+              <w:rPr>
+                <w:rFonts w:ascii="Calibri" w:cs="Calibri" w:eastAsia="Calibri" w:hAnsi="Calibri"/>
+                <w:color w:val="111A21"/>
+                <w:sz w:val="18"/>
+                <w:szCs w:val="18"/>
+              </w:rPr>
+              <w:t xml:space="preserve">2.0</w:t>
             </w:r>
           </w:p>
         </w:tc>
@@ -416,7 +470,6 @@
         <w:tc>
           <w:tcPr>
             <w:tcW w:type="dxa" w:w="2600"/>
-            <w:shd w:fill="F2F8FC" w:color="auto" w:val="clear"/>
             <w:tcMar>
               <w:top w:type="dxa" w:w="70"/>
               <w:left w:type="dxa" w:w="110"/>
@@ -442,7 +495,6 @@
         <w:tc>
           <w:tcPr>
             <w:tcW w:type="dxa" w:w="7480"/>
-            <w:shd w:fill="F2F8FC" w:color="auto" w:val="clear"/>
             <w:tcMar>
               <w:top w:type="dxa" w:w="70"/>
               <w:left w:type="dxa" w:w="110"/>
@@ -470,6 +522,7 @@
         <w:tc>
           <w:tcPr>
             <w:tcW w:type="dxa" w:w="2600"/>
+            <w:shd w:fill="F2F8FC" w:color="auto" w:val="clear"/>
             <w:tcMar>
               <w:top w:type="dxa" w:w="70"/>
               <w:left w:type="dxa" w:w="110"/>
@@ -495,6 +548,7 @@
         <w:tc>
           <w:tcPr>
             <w:tcW w:type="dxa" w:w="7480"/>
+            <w:shd w:fill="F2F8FC" w:color="auto" w:val="clear"/>
             <w:tcMar>
               <w:top w:type="dxa" w:w="70"/>
               <w:left w:type="dxa" w:w="110"/>
@@ -526,7 +580,7 @@
     </w:p>
     <w:p>
       <w:pPr>
-        <w:spacing w:after="200"/>
+        <w:spacing w:after="200" w:before="320"/>
       </w:pPr>
       <w:r>
         <w:rPr>
